--- a/hr/마인드_취업규칙_시행공지문.docx
+++ b/hr/마인드_취업규칙_시행공지문.docx
@@ -1776,9 +1776,9 @@
           <w:tcPr>
             <w:tcW w:type="dxa" w:w="1500"/>
             <w:tcMar>
-              <w:top w:type="dxa" w:w="200"/>
+              <w:top w:type="dxa" w:w="260"/>
               <w:left w:type="dxa" w:w="0"/>
-              <w:bottom w:type="dxa" w:w="200"/>
+              <w:bottom w:type="dxa" w:w="120"/>
               <w:right w:type="dxa" w:w="130"/>
             </w:tcMar>
           </w:tcPr>
@@ -1801,10 +1801,13 @@
         <w:tc>
           <w:tcPr>
             <w:tcW w:type="dxa" w:w="2600"/>
-            <w:tcMar>
-              <w:top w:type="dxa" w:w="200"/>
+            <w:tcBorders>
+              <w:bottom w:val="single" w:color="D4D6DB" w:sz="4"/>
+            </w:tcBorders>
+            <w:tcMar>
+              <w:top w:type="dxa" w:w="260"/>
               <w:left w:type="dxa" w:w="0"/>
-              <w:bottom w:type="dxa" w:w="200"/>
+              <w:bottom w:type="dxa" w:w="120"/>
               <w:right w:type="dxa" w:w="130"/>
             </w:tcMar>
           </w:tcPr>
@@ -1828,9 +1831,9 @@
           <w:tcPr>
             <w:tcW w:type="dxa" w:w="1500"/>
             <w:tcMar>
-              <w:top w:type="dxa" w:w="200"/>
+              <w:top w:type="dxa" w:w="260"/>
               <w:left w:type="dxa" w:w="0"/>
-              <w:bottom w:type="dxa" w:w="200"/>
+              <w:bottom w:type="dxa" w:w="120"/>
               <w:right w:type="dxa" w:w="130"/>
             </w:tcMar>
           </w:tcPr>
@@ -1853,10 +1856,13 @@
         <w:tc>
           <w:tcPr>
             <w:tcW w:type="dxa" w:w="2600"/>
-            <w:tcMar>
-              <w:top w:type="dxa" w:w="200"/>
+            <w:tcBorders>
+              <w:bottom w:val="single" w:color="D4D6DB" w:sz="4"/>
+            </w:tcBorders>
+            <w:tcMar>
+              <w:top w:type="dxa" w:w="260"/>
               <w:left w:type="dxa" w:w="0"/>
-              <w:bottom w:type="dxa" w:w="200"/>
+              <w:bottom w:type="dxa" w:w="120"/>
               <w:right w:type="dxa" w:w="130"/>
             </w:tcMar>
           </w:tcPr>

--- a/hr/마인드_취업규칙_시행공지문.docx
+++ b/hr/마인드_취업규칙_시행공지문.docx
@@ -94,7 +94,7 @@
           <w:sz w:val="19"/>
           <w:szCs w:val="19"/>
         </w:rPr>
-        <w:t xml:space="preserve">시행일    2026년 9월 1일</w:t>
+        <w:t xml:space="preserve">시행일    2026년 10월 1일</w:t>
       </w:r>
     </w:p>
     <w:p>
@@ -113,7 +113,7 @@
           <w:sz w:val="19"/>
           <w:szCs w:val="19"/>
         </w:rPr>
-        <w:t xml:space="preserve">제정일    2026년 8월 27일</w:t>
+        <w:t xml:space="preserve">제정일    2026년 8월 31일</w:t>
       </w:r>
     </w:p>
     <w:p>
@@ -1456,7 +1456,7 @@
           <w:sz w:val="20"/>
           <w:szCs w:val="20"/>
         </w:rPr>
-        <w:t xml:space="preserve">내용에 대한 의견은 2026년 9월 1일 전까지 대표에게 알려 주시기 바랍니다.</w:t>
+        <w:t xml:space="preserve">내용에 대한 의견은 2026년 10월 1일 전까지 대표에게 알려 주시기 바랍니다.</w:t>
       </w:r>
     </w:p>
     <w:p>
@@ -1512,7 +1512,7 @@
           <w:sz w:val="20"/>
           <w:szCs w:val="20"/>
         </w:rPr>
-        <w:t xml:space="preserve">2026년 9월 1일</w:t>
+        <w:t xml:space="preserve">2026년 10월 1일</w:t>
       </w:r>
     </w:p>
     <w:p>
@@ -1613,7 +1613,7 @@
           <w:sz w:val="20"/>
           <w:szCs w:val="20"/>
         </w:rPr>
-        <w:t xml:space="preserve">본인은 마인드(MIN.D)의 취업규칙(2026년 8월 27일 제정) 전문을 열람하였으며, 그 내용에 대하여 의견을 제출할 기회를 부여받았음을 확인합니다.</w:t>
+        <w:t xml:space="preserve">본인은 마인드(MIN.D)의 취업규칙(2026년 8월 31일 제정) 전문을 열람하였으며, 그 내용에 대하여 의견을 제출할 기회를 부여받았음을 확인합니다.</w:t>
       </w:r>
     </w:p>
     <w:p>
